--- a/9-交付管理/运行记录类文件/090202-天津港引航中心引航信息系统及设备维护项目-数据清洗策略实施方案.docx
+++ b/9-交付管理/运行记录类文件/090202-天津港引航中心引航信息系统及设备维护项目-数据清洗策略实施方案.docx
@@ -206,12 +206,6 @@
             <w:insideH w:val="none" w:color="auto" w:sz="0" w:space="0"/>
             <w:insideV w:val="none" w:color="auto" w:sz="0" w:space="0"/>
           </w:tblBorders>
-          <w:tblCellMar>
-            <w:top w:w="0" w:type="dxa"/>
-            <w:left w:w="108" w:type="dxa"/>
-            <w:bottom w:w="0" w:type="dxa"/>
-            <w:right w:w="108" w:type="dxa"/>
-          </w:tblCellMar>
         </w:tblPrEx>
         <w:trPr>
           <w:trHeight w:val="810" w:hRule="atLeast"/>
@@ -366,8 +360,18 @@
               <w:rPr>
                 <w:rFonts w:hint="eastAsia" w:ascii="宋体" w:hAnsi="宋体" w:cs="宋体"/>
                 <w:sz w:val="21"/>
-              </w:rPr>
-              <w:t>编制时间:</w:t>
+                <w:lang w:val="en-US" w:eastAsia="zh-CN"/>
+              </w:rPr>
+              <w:t>审核</w:t>
+            </w:r>
+            <w:bookmarkStart w:id="44" w:name="_GoBack"/>
+            <w:bookmarkEnd w:id="44"/>
+            <w:r>
+              <w:rPr>
+                <w:rFonts w:hint="eastAsia" w:ascii="宋体" w:hAnsi="宋体" w:cs="宋体"/>
+                <w:sz w:val="21"/>
+              </w:rPr>
+              <w:t>时间:</w:t>
             </w:r>
             <w:r>
               <w:rPr>
@@ -3069,8 +3073,8 @@
         <w:pStyle w:val="31"/>
         <w:bidi w:val="0"/>
       </w:pPr>
-      <w:bookmarkStart w:id="8" w:name="_Toc17621"/>
-      <w:bookmarkStart w:id="9" w:name="heading_5"/>
+      <w:bookmarkStart w:id="8" w:name="heading_5"/>
+      <w:bookmarkStart w:id="9" w:name="_Toc17621"/>
       <w:r>
         <w:t>总体目标</w:t>
       </w:r>
@@ -3131,8 +3135,8 @@
         <w:pStyle w:val="31"/>
         <w:bidi w:val="0"/>
       </w:pPr>
-      <w:bookmarkStart w:id="12" w:name="_Toc6615"/>
-      <w:bookmarkStart w:id="13" w:name="heading_7"/>
+      <w:bookmarkStart w:id="12" w:name="heading_7"/>
+      <w:bookmarkStart w:id="13" w:name="_Toc6615"/>
       <w:r>
         <w:t>分域清洗策略</w:t>
       </w:r>
@@ -3153,8 +3157,8 @@
         <w:pStyle w:val="32"/>
         <w:bidi w:val="0"/>
       </w:pPr>
-      <w:bookmarkStart w:id="14" w:name="_Toc17349"/>
-      <w:bookmarkStart w:id="15" w:name="heading_8"/>
+      <w:bookmarkStart w:id="14" w:name="heading_8"/>
+      <w:bookmarkStart w:id="15" w:name="_Toc17349"/>
       <w:r>
         <w:t>引航计划数据域</w:t>
       </w:r>
@@ -3354,8 +3358,8 @@
         <w:pStyle w:val="32"/>
         <w:bidi w:val="0"/>
       </w:pPr>
-      <w:bookmarkStart w:id="20" w:name="_Toc20795"/>
-      <w:bookmarkStart w:id="21" w:name="heading_11"/>
+      <w:bookmarkStart w:id="20" w:name="heading_11"/>
+      <w:bookmarkStart w:id="21" w:name="_Toc20795"/>
       <w:r>
         <w:t>设备运维数据域</w:t>
       </w:r>
@@ -3640,8 +3644,8 @@
         <w:pStyle w:val="31"/>
         <w:bidi w:val="0"/>
       </w:pPr>
-      <w:bookmarkStart w:id="28" w:name="heading_15"/>
-      <w:bookmarkStart w:id="29" w:name="_Toc22267"/>
+      <w:bookmarkStart w:id="28" w:name="_Toc22267"/>
+      <w:bookmarkStart w:id="29" w:name="heading_15"/>
       <w:r>
         <w:t>技术架构与实施路径</w:t>
       </w:r>
@@ -3707,8 +3711,8 @@
         <w:pStyle w:val="29"/>
         <w:bidi w:val="0"/>
       </w:pPr>
-      <w:bookmarkStart w:id="30" w:name="heading_16"/>
-      <w:bookmarkStart w:id="31" w:name="_Toc25421"/>
+      <w:bookmarkStart w:id="30" w:name="_Toc25421"/>
+      <w:bookmarkStart w:id="31" w:name="heading_16"/>
       <w:r>
         <w:t>实施与管理规划</w:t>
       </w:r>
@@ -3720,8 +3724,8 @@
         <w:pStyle w:val="31"/>
         <w:bidi w:val="0"/>
       </w:pPr>
-      <w:bookmarkStart w:id="32" w:name="_Toc26694"/>
-      <w:bookmarkStart w:id="33" w:name="heading_17"/>
+      <w:bookmarkStart w:id="32" w:name="heading_17"/>
+      <w:bookmarkStart w:id="33" w:name="_Toc26694"/>
       <w:r>
         <w:t>阶段化实施计划</w:t>
       </w:r>
@@ -4032,8 +4036,6 @@
             <w:r>
               <w:t>天津港引航中心</w:t>
             </w:r>
-            <w:bookmarkStart w:id="44" w:name="_GoBack"/>
-            <w:bookmarkEnd w:id="44"/>
           </w:p>
         </w:tc>
         <w:tc>
@@ -5604,8 +5606,8 @@
         <w:pStyle w:val="29"/>
         <w:bidi w:val="0"/>
       </w:pPr>
-      <w:bookmarkStart w:id="42" w:name="_Toc1897"/>
-      <w:bookmarkStart w:id="43" w:name="heading_22"/>
+      <w:bookmarkStart w:id="42" w:name="heading_22"/>
+      <w:bookmarkStart w:id="43" w:name="_Toc1897"/>
       <w:r>
         <w:t>附则</w:t>
       </w:r>
